--- a/uploads/Proposta/PropostaCAEX_SET EXPO _.docx
+++ b/uploads/Proposta/PropostaCAEX_SET EXPO _.docx
@@ -389,7 +389,7 @@
                 <w:szCs w:val="24"/>
                 <w:u w:val="single"/>
               </w:rPr>
-              <w:t xml:space="preserve">15/08/2025 ATÉ: 15/08/2025</w:t>
+              <w:t xml:space="preserve">14/08/2026 ATÉ: 14/08/2026</w:t>
             </w:r>
           </w:p>
         </w:tc>
@@ -445,7 +445,7 @@
                 <w:szCs w:val="24"/>
                 <w:u w:val="single"/>
               </w:rPr>
-              <w:t xml:space="preserve">16/08/2025 ATÉ: 18/08/2025</w:t>
+              <w:t xml:space="preserve">15/08/2026 ATÉ: 17/08/2026</w:t>
             </w:r>
           </w:p>
         </w:tc>
@@ -501,7 +501,7 @@
                 <w:szCs w:val="24"/>
                 <w:u w:val="single"/>
               </w:rPr>
-              <w:t xml:space="preserve">18/08/2025 ATÉ: 21/08/2025</w:t>
+              <w:t xml:space="preserve">18/08/2026 ATÉ: 20/08/2026</w:t>
             </w:r>
           </w:p>
         </w:tc>
@@ -564,7 +564,7 @@
                 <w:szCs w:val="24"/>
                 <w:u w:val="single"/>
               </w:rPr>
-              <w:t xml:space="preserve">22/08/2025 ATÉ: 22/08/2025</w:t>
+              <w:t xml:space="preserve">21/08/2026 ATÉ: 21/08/2026</w:t>
             </w:r>
           </w:p>
         </w:tc>
@@ -944,7 +944,7 @@
           <w:sz w:val="24"/>
           <w:szCs w:val="24"/>
         </w:rPr>
-        <w:t xml:space="preserve">• 1 Assistente De Atendimento - Pré Evento, 90 Diária(s), de: 15/05/2025 até: 12/08/2025</w:t>
+        <w:t xml:space="preserve">• 1 Atendente De Caex - BilíNgue, (CAEX PRINCIPAL), 6 Diária(s), de: 15/08/2026 até: 20/08/2026</w:t>
       </w:r>
     </w:p>
     <w:p>
@@ -964,7 +964,7 @@
           <w:sz w:val="24"/>
           <w:szCs w:val="24"/>
         </w:rPr>
-        <w:t xml:space="preserve">• 1 Atendente De Caex -Mono, 3 Diária(s), de: 18/08/2025 até: 20/08/2025</w:t>
+        <w:t xml:space="preserve">• 2 Atendente De Caex -Mono, (CAEX PRINCIPAL), 1 Diária(s), de: 15/08/2026 até: 15/08/2026</w:t>
       </w:r>
     </w:p>
     <w:p>
@@ -984,7 +984,7 @@
           <w:sz w:val="24"/>
           <w:szCs w:val="24"/>
         </w:rPr>
-        <w:t xml:space="preserve">• 4 Atendente De Caex -Mono, 1 Diária(s), de: 18/08/2025 até: 18/08/2025</w:t>
+        <w:t xml:space="preserve">• 1 Atendente De Caex -Mono, (CAEX PRINCIPAL), 2 Diária(s), de: 19/08/2025 até: 20/08/2025</w:t>
       </w:r>
     </w:p>
     <w:p>
@@ -1004,7 +1004,7 @@
           <w:sz w:val="24"/>
           <w:szCs w:val="24"/>
         </w:rPr>
-        <w:t xml:space="preserve">• 2 Atendente De Caex -Mono, 4 Diária(s), de: 17/08/2025 até: 20/08/2025</w:t>
+        <w:t xml:space="preserve">• 4 Atendimento Mono, (CAEX PRINCIPAL), 3 Diária(s), de: 16/08/2026 até: 18/08/2026</w:t>
       </w:r>
     </w:p>
     <w:p>
@@ -1024,7 +1024,7 @@
           <w:sz w:val="24"/>
           <w:szCs w:val="24"/>
         </w:rPr>
-        <w:t xml:space="preserve">• 2 Atendimento Mono, 2 Diária(s), de: 21/08/2025 até: 22/08/2025</w:t>
+        <w:t xml:space="preserve">• 1 Coordenador De Caex, (CAEX PRINCIPAL), 6 Diária(s), de: 15/08/2026 até: 20/08/2026</w:t>
       </w:r>
     </w:p>
     <w:p>
@@ -1044,7 +1044,47 @@
           <w:sz w:val="24"/>
           <w:szCs w:val="24"/>
         </w:rPr>
-        <w:t xml:space="preserve">• 1 Coordenador De Caex, 6 Diária(s), de: 16/08/2025 até: 21/08/2025</w:t>
+        <w:t xml:space="preserve">• 1 Atendente De Caex - BilíNgue, (HOLIDAY INN), 4 Diária(s), de: 17/08/2026 até: 20/08/2026</w:t>
+      </w:r>
+    </w:p>
+    <w:p>
+      <w:pPr>
+        <w:pStyle w:val="PargrafodaLista"/>
+        <w:spacing w:line="285" w:lineRule="atLeast"/>
+        <w:ind w:left="0"/>
+        <w:rPr>
+          <w:rFonts w:ascii="Abel" w:hAnsi="Abel"/>
+          <w:sz w:val="24"/>
+          <w:szCs w:val="24"/>
+        </w:rPr>
+      </w:pPr>
+      <w:r>
+        <w:rPr>
+          <w:rFonts w:ascii="Abel" w:hAnsi="Abel"/>
+          <w:sz w:val="24"/>
+          <w:szCs w:val="24"/>
+        </w:rPr>
+        <w:t xml:space="preserve">• 1 Atendente De Caex -Mono, (HOLIDAY INN), 4 Diária(s), de: 17/08/2025 até: 20/08/2025</w:t>
+      </w:r>
+    </w:p>
+    <w:p>
+      <w:pPr>
+        <w:pStyle w:val="PargrafodaLista"/>
+        <w:spacing w:line="285" w:lineRule="atLeast"/>
+        <w:ind w:left="0"/>
+        <w:rPr>
+          <w:rFonts w:ascii="Abel" w:hAnsi="Abel"/>
+          <w:sz w:val="24"/>
+          <w:szCs w:val="24"/>
+        </w:rPr>
+      </w:pPr>
+      <w:r>
+        <w:rPr>
+          <w:rFonts w:ascii="Abel" w:hAnsi="Abel"/>
+          <w:sz w:val="24"/>
+          <w:szCs w:val="24"/>
+        </w:rPr>
+        <w:t xml:space="preserve">• 1 Assistente De Atendimento - Pré Evento, 90 Diária(s), de: 17/05/2026 até: 14/08/2026</w:t>
       </w:r>
     </w:p>
     <w:p>
@@ -1157,7 +1197,7 @@
           <w:sz w:val="24"/>
           <w:szCs w:val="24"/>
         </w:rPr>
-        <w:t xml:space="preserve">• 1 Impressora De Etiqueta, 3 Diária(s), de: 18/08/2025 até: 20/08/2025</w:t>
+        <w:t xml:space="preserve">• 1 Impressora Multifuncional, 4 Diária(s), de: 17/08/2026 até: 20/08/2026</w:t>
       </w:r>
     </w:p>
     <w:p>
@@ -1177,7 +1217,7 @@
           <w:sz w:val="24"/>
           <w:szCs w:val="24"/>
         </w:rPr>
-        <w:t xml:space="preserve">• 1 Impressora Multifuncional, 2 Diária(s), de: 20/08/2025 até: 21/08/2025</w:t>
+        <w:t xml:space="preserve">• 2 Impressora Multifuncional, 6 Diária(s), de: 15/08/2026 até: 20/08/2026</w:t>
       </w:r>
     </w:p>
     <w:p>
@@ -1197,7 +1237,7 @@
           <w:sz w:val="24"/>
           <w:szCs w:val="24"/>
         </w:rPr>
-        <w:t xml:space="preserve">• 1 Impressora Multifuncional, 6 Diária(s), de: 16/08/2025 até: 21/08/2025</w:t>
+        <w:t xml:space="preserve">• 4 Impressora De Etiqueta, 1 Diária(s), de: 15/08/2026 até: 15/08/2026</w:t>
       </w:r>
     </w:p>
     <w:p>
@@ -1217,7 +1257,7 @@
           <w:sz w:val="24"/>
           <w:szCs w:val="24"/>
         </w:rPr>
-        <w:t xml:space="preserve">• 1 Impressora Multifuncional, 6 Diária(s), de: 17/08/2025 até: 22/08/2025</w:t>
+        <w:t xml:space="preserve">• 4 Impressora De Etiqueta, 2 Diária(s), de: 19/08/2026 até: 20/08/2026</w:t>
       </w:r>
     </w:p>
     <w:p>
@@ -1237,7 +1277,7 @@
           <w:sz w:val="24"/>
           <w:szCs w:val="24"/>
         </w:rPr>
-        <w:t xml:space="preserve">• 1 Notebook, 3 Diária(s), de: 18/08/2025 até: 20/08/2025</w:t>
+        <w:t xml:space="preserve">• 4 Notebook, 1 Diária(s), de: 15/08/2026 até: 15/08/2026</w:t>
       </w:r>
     </w:p>
     <w:p>
@@ -1257,7 +1297,7 @@
           <w:sz w:val="24"/>
           <w:szCs w:val="24"/>
         </w:rPr>
-        <w:t xml:space="preserve">• 2 Impressora De Etiqueta, 1 Diária(s), de: 17/08/2025 até: 17/08/2025</w:t>
+        <w:t xml:space="preserve">• 4 Notebook, 2 Diária(s), de: 19/08/2026 até: 20/08/2026</w:t>
       </w:r>
     </w:p>
     <w:p>
@@ -1277,7 +1317,7 @@
           <w:sz w:val="24"/>
           <w:szCs w:val="24"/>
         </w:rPr>
-        <w:t xml:space="preserve">• 2 Impressora Multifuncional, 3 Diária(s), de: 18/08/2025 até: 20/08/2025</w:t>
+        <w:t xml:space="preserve">• 6 Impressora De Etiqueta, 1 Diária(s), de: 16/08/2026 até: 16/08/2026</w:t>
       </w:r>
     </w:p>
     <w:p>
@@ -1297,7 +1337,7 @@
           <w:sz w:val="24"/>
           <w:szCs w:val="24"/>
         </w:rPr>
-        <w:t xml:space="preserve">• 2 Notebook, 1 Diária(s), de: 17/08/2025 até: 17/08/2025</w:t>
+        <w:t xml:space="preserve">• 6 Notebook, 1 Diária(s), de: 16/08/2026 até: 16/08/2026</w:t>
       </w:r>
     </w:p>
     <w:p>
@@ -1317,7 +1357,7 @@
           <w:sz w:val="24"/>
           <w:szCs w:val="24"/>
         </w:rPr>
-        <w:t xml:space="preserve">• 3 Impressora De Etiqueta, 2 Diária(s), de: 20/08/2025 até: 21/08/2025</w:t>
+        <w:t xml:space="preserve">• 8 Impressora De Etiqueta, 2 Diária(s), de: 17/08/2026 até: 18/08/2026</w:t>
       </w:r>
     </w:p>
     <w:p>
@@ -1337,87 +1377,7 @@
           <w:sz w:val="24"/>
           <w:szCs w:val="24"/>
         </w:rPr>
-        <w:t xml:space="preserve">• 3 Notebook, 2 Diária(s), de: 20/08/2025 até: 21/08/2025</w:t>
-      </w:r>
-    </w:p>
-    <w:p>
-      <w:pPr>
-        <w:pStyle w:val="PargrafodaLista"/>
-        <w:spacing w:line="285" w:lineRule="atLeast"/>
-        <w:ind w:left="0"/>
-        <w:rPr>
-          <w:rFonts w:ascii="Abel" w:hAnsi="Abel"/>
-          <w:sz w:val="24"/>
-          <w:szCs w:val="24"/>
-        </w:rPr>
-      </w:pPr>
-      <w:r>
-        <w:rPr>
-          <w:rFonts w:ascii="Abel" w:hAnsi="Abel"/>
-          <w:sz w:val="24"/>
-          <w:szCs w:val="24"/>
-        </w:rPr>
-        <w:t xml:space="preserve">• 4 Impressora De Etiqueta, 3 Diária(s), de: 18/08/2025 até: 20/08/2025</w:t>
-      </w:r>
-    </w:p>
-    <w:p>
-      <w:pPr>
-        <w:pStyle w:val="PargrafodaLista"/>
-        <w:spacing w:line="285" w:lineRule="atLeast"/>
-        <w:ind w:left="0"/>
-        <w:rPr>
-          <w:rFonts w:ascii="Abel" w:hAnsi="Abel"/>
-          <w:sz w:val="24"/>
-          <w:szCs w:val="24"/>
-        </w:rPr>
-      </w:pPr>
-      <w:r>
-        <w:rPr>
-          <w:rFonts w:ascii="Abel" w:hAnsi="Abel"/>
-          <w:sz w:val="24"/>
-          <w:szCs w:val="24"/>
-        </w:rPr>
-        <w:t xml:space="preserve">• 4 Impressora De Etiqueta, 6 Diária(s), de: 16/08/2025 até: 21/08/2025</w:t>
-      </w:r>
-    </w:p>
-    <w:p>
-      <w:pPr>
-        <w:pStyle w:val="PargrafodaLista"/>
-        <w:spacing w:line="285" w:lineRule="atLeast"/>
-        <w:ind w:left="0"/>
-        <w:rPr>
-          <w:rFonts w:ascii="Abel" w:hAnsi="Abel"/>
-          <w:sz w:val="24"/>
-          <w:szCs w:val="24"/>
-        </w:rPr>
-      </w:pPr>
-      <w:r>
-        <w:rPr>
-          <w:rFonts w:ascii="Abel" w:hAnsi="Abel"/>
-          <w:sz w:val="24"/>
-          <w:szCs w:val="24"/>
-        </w:rPr>
-        <w:t xml:space="preserve">• 4 Notebook, 3 Diária(s), de: 18/08/2025 até: 20/08/2025</w:t>
-      </w:r>
-    </w:p>
-    <w:p>
-      <w:pPr>
-        <w:pStyle w:val="PargrafodaLista"/>
-        <w:spacing w:line="285" w:lineRule="atLeast"/>
-        <w:ind w:left="0"/>
-        <w:rPr>
-          <w:rFonts w:ascii="Abel" w:hAnsi="Abel"/>
-          <w:sz w:val="24"/>
-          <w:szCs w:val="24"/>
-        </w:rPr>
-      </w:pPr>
-      <w:r>
-        <w:rPr>
-          <w:rFonts w:ascii="Abel" w:hAnsi="Abel"/>
-          <w:sz w:val="24"/>
-          <w:szCs w:val="24"/>
-        </w:rPr>
-        <w:t xml:space="preserve">• 4 Notebook, 6 Diária(s), de: 16/08/2025 até: 21/08/2025</w:t>
+        <w:t xml:space="preserve">• 8 Notebook, 2 Diária(s), de: 17/08/2026 até: 18/08/2026</w:t>
       </w:r>
     </w:p>
     <w:p>
@@ -1674,7 +1634,7 @@
           <w:sz w:val="24"/>
           <w:szCs w:val="24"/>
         </w:rPr>
-        <w:t xml:space="preserve">2025</w:t>
+        <w:t xml:space="preserve">2026</w:t>
       </w:r>
       <w:r>
         <w:rPr>
@@ -1692,7 +1652,7 @@
           <w:sz w:val="24"/>
           <w:szCs w:val="24"/>
         </w:rPr>
-        <w:t xml:space="preserve">R$ 58.959,18</w:t>
+        <w:t xml:space="preserve">R$ 57.206,23</w:t>
       </w:r>
       <w:r>
         <w:rPr>
@@ -1871,7 +1831,7 @@
           <w:i/>
           <w:iCs/>
         </w:rPr>
-        <w:t xml:space="preserve">25/02/2026</w:t>
+        <w:t xml:space="preserve">06/03/2026</w:t>
       </w:r>
     </w:p>
     <w:p>

--- a/uploads/Proposta/PropostaCAEX_SET EXPO _.docx
+++ b/uploads/Proposta/PropostaCAEX_SET EXPO _.docx
@@ -984,7 +984,7 @@
           <w:sz w:val="24"/>
           <w:szCs w:val="24"/>
         </w:rPr>
-        <w:t xml:space="preserve">• 1 Atendente De Caex -Mono, (CAEX PRINCIPAL), 2 Diária(s), de: 19/08/2025 até: 20/08/2025</w:t>
+        <w:t xml:space="preserve">• 1 Atendente De Caex -Mono, (CAEX PRINCIPAL), 2 Diária(s), de: 19/08/2026 até: 20/08/2026</w:t>
       </w:r>
     </w:p>
     <w:p>
@@ -1064,7 +1064,7 @@
           <w:sz w:val="24"/>
           <w:szCs w:val="24"/>
         </w:rPr>
-        <w:t xml:space="preserve">• 1 Atendente De Caex -Mono, (HOLIDAY INN), 4 Diária(s), de: 17/08/2025 até: 20/08/2025</w:t>
+        <w:t xml:space="preserve">• 1 Atendente De Caex -Mono, (HOLIDAY INN), 4 Diária(s), de: 17/08/2026 até: 20/08/2026</w:t>
       </w:r>
     </w:p>
     <w:p>
@@ -1104,7 +1104,7 @@
           <w:sz w:val="24"/>
           <w:szCs w:val="24"/>
         </w:rPr>
-        <w:t xml:space="preserve">• 1 Sistema De Caex, 1 Diária(s), de: 15/08/2025 até: 15/08/2025</w:t>
+        <w:t xml:space="preserve">• 1 Sistema De Caex, 1 Diária(s), de: 14/08/2026 até: 14/08/2026</w:t>
       </w:r>
     </w:p>
     <w:p>
@@ -1652,7 +1652,7 @@
           <w:sz w:val="24"/>
           <w:szCs w:val="24"/>
         </w:rPr>
-        <w:t xml:space="preserve">R$ 57.206,23</w:t>
+        <w:t xml:space="preserve">R$ 52.743,46</w:t>
       </w:r>
       <w:r>
         <w:rPr>
@@ -1831,7 +1831,7 @@
           <w:i/>
           <w:iCs/>
         </w:rPr>
-        <w:t xml:space="preserve">06/03/2026</w:t>
+        <w:t xml:space="preserve">18/05/2026</w:t>
       </w:r>
     </w:p>
     <w:p>
